--- a/MedLink_Project_Report.docx
+++ b/MedLink_Project_Report.docx
@@ -198,7 +198,6 @@
         <w:pStyle w:val="ListNumber"/>
         <w:spacing w:before="20" w:after="40"/>
       </w:pPr>
-      <w:r/>
       <w:r>
         <w:rPr>
           <w:b/>
@@ -214,7 +213,6 @@
         <w:pStyle w:val="ListNumber"/>
         <w:spacing w:before="20" w:after="40"/>
       </w:pPr>
-      <w:r/>
       <w:r>
         <w:rPr>
           <w:b/>
@@ -230,7 +228,6 @@
         <w:pStyle w:val="ListNumber"/>
         <w:spacing w:before="20" w:after="40"/>
       </w:pPr>
-      <w:r/>
       <w:r>
         <w:rPr>
           <w:b/>
@@ -246,7 +243,6 @@
         <w:pStyle w:val="ListNumber"/>
         <w:spacing w:before="20" w:after="40"/>
       </w:pPr>
-      <w:r/>
       <w:r>
         <w:rPr>
           <w:b/>
@@ -262,7 +258,6 @@
         <w:pStyle w:val="ListNumber"/>
         <w:spacing w:before="20" w:after="40"/>
       </w:pPr>
-      <w:r/>
       <w:r>
         <w:rPr>
           <w:b/>
@@ -278,7 +273,6 @@
         <w:pStyle w:val="ListNumber"/>
         <w:spacing w:before="20" w:after="40"/>
       </w:pPr>
-      <w:r/>
       <w:r>
         <w:rPr>
           <w:b/>
@@ -294,7 +288,6 @@
         <w:pStyle w:val="ListNumber"/>
         <w:spacing w:before="20" w:after="40"/>
       </w:pPr>
-      <w:r/>
       <w:r>
         <w:rPr>
           <w:b/>
@@ -310,7 +303,6 @@
         <w:pStyle w:val="ListBullet"/>
         <w:spacing w:before="20" w:after="40"/>
       </w:pPr>
-      <w:r/>
       <w:r>
         <w:rPr>
           <w:b/>
@@ -326,7 +318,6 @@
         <w:pStyle w:val="ListBullet"/>
         <w:spacing w:before="20" w:after="40"/>
       </w:pPr>
-      <w:r/>
       <w:r>
         <w:rPr>
           <w:b/>
@@ -546,7 +537,6 @@
         <w:pStyle w:val="ListBullet"/>
         <w:spacing w:before="20" w:after="40"/>
       </w:pPr>
-      <w:r/>
       <w:r>
         <w:rPr>
           <w:b/>
@@ -562,7 +552,6 @@
         <w:pStyle w:val="ListBullet"/>
         <w:spacing w:before="20" w:after="40"/>
       </w:pPr>
-      <w:r/>
       <w:r>
         <w:rPr>
           <w:b/>
@@ -578,7 +567,6 @@
         <w:pStyle w:val="ListBullet"/>
         <w:spacing w:before="20" w:after="40"/>
       </w:pPr>
-      <w:r/>
       <w:r>
         <w:rPr>
           <w:b/>
@@ -709,6 +697,11 @@
               <w:rPr>
                 <w:sz w:val="19"/>
               </w:rPr>
+            </w:r>
+            <w:r>
+              <w:rPr>
+                <w:sz w:val="19"/>
+              </w:rPr>
               <w:t>BRCA1</w:t>
             </w:r>
           </w:p>
@@ -722,6 +715,11 @@
             <w:pPr>
               <w:spacing w:before="60" w:after="60"/>
             </w:pPr>
+            <w:r>
+              <w:rPr>
+                <w:sz w:val="19"/>
+              </w:rPr>
+            </w:r>
             <w:r>
               <w:rPr>
                 <w:sz w:val="19"/>
@@ -743,6 +741,11 @@
               <w:rPr>
                 <w:sz w:val="19"/>
               </w:rPr>
+            </w:r>
+            <w:r>
+              <w:rPr>
+                <w:sz w:val="19"/>
+              </w:rPr>
               <w:t>Breast/ovarian cancer susceptibility</w:t>
             </w:r>
           </w:p>
@@ -756,6 +759,11 @@
             <w:pPr>
               <w:spacing w:before="60" w:after="60"/>
             </w:pPr>
+            <w:r>
+              <w:rPr>
+                <w:sz w:val="19"/>
+              </w:rPr>
+            </w:r>
             <w:r>
               <w:rPr>
                 <w:sz w:val="19"/>
@@ -779,6 +787,11 @@
               <w:rPr>
                 <w:sz w:val="19"/>
               </w:rPr>
+            </w:r>
+            <w:r>
+              <w:rPr>
+                <w:sz w:val="19"/>
+              </w:rPr>
               <w:t>BRCA1</w:t>
             </w:r>
           </w:p>
@@ -792,6 +805,11 @@
             <w:pPr>
               <w:spacing w:before="60" w:after="60"/>
             </w:pPr>
+            <w:r>
+              <w:rPr>
+                <w:sz w:val="19"/>
+              </w:rPr>
+            </w:r>
             <w:r>
               <w:rPr>
                 <w:sz w:val="19"/>
@@ -813,6 +831,11 @@
               <w:rPr>
                 <w:sz w:val="19"/>
               </w:rPr>
+            </w:r>
+            <w:r>
+              <w:rPr>
+                <w:sz w:val="19"/>
+              </w:rPr>
               <w:t>Breast/ovarian cancer susceptibility</w:t>
             </w:r>
           </w:p>
@@ -826,6 +849,11 @@
             <w:pPr>
               <w:spacing w:before="60" w:after="60"/>
             </w:pPr>
+            <w:r>
+              <w:rPr>
+                <w:sz w:val="19"/>
+              </w:rPr>
+            </w:r>
             <w:r>
               <w:rPr>
                 <w:sz w:val="19"/>
@@ -849,6 +877,11 @@
               <w:rPr>
                 <w:sz w:val="19"/>
               </w:rPr>
+            </w:r>
+            <w:r>
+              <w:rPr>
+                <w:sz w:val="19"/>
+              </w:rPr>
               <w:t>TCF7L2</w:t>
             </w:r>
           </w:p>
@@ -862,6 +895,11 @@
             <w:pPr>
               <w:spacing w:before="60" w:after="60"/>
             </w:pPr>
+            <w:r>
+              <w:rPr>
+                <w:sz w:val="19"/>
+              </w:rPr>
+            </w:r>
             <w:r>
               <w:rPr>
                 <w:sz w:val="19"/>
@@ -883,6 +921,11 @@
               <w:rPr>
                 <w:sz w:val="19"/>
               </w:rPr>
+            </w:r>
+            <w:r>
+              <w:rPr>
+                <w:sz w:val="19"/>
+              </w:rPr>
               <w:t>Type 2 diabetes risk</w:t>
             </w:r>
           </w:p>
@@ -896,6 +939,11 @@
             <w:pPr>
               <w:spacing w:before="60" w:after="60"/>
             </w:pPr>
+            <w:r>
+              <w:rPr>
+                <w:sz w:val="19"/>
+              </w:rPr>
+            </w:r>
             <w:r>
               <w:rPr>
                 <w:sz w:val="19"/>
@@ -919,6 +967,11 @@
               <w:rPr>
                 <w:sz w:val="19"/>
               </w:rPr>
+            </w:r>
+            <w:r>
+              <w:rPr>
+                <w:sz w:val="19"/>
+              </w:rPr>
               <w:t>APOE</w:t>
             </w:r>
           </w:p>
@@ -932,6 +985,11 @@
             <w:pPr>
               <w:spacing w:before="60" w:after="60"/>
             </w:pPr>
+            <w:r>
+              <w:rPr>
+                <w:sz w:val="19"/>
+              </w:rPr>
+            </w:r>
             <w:r>
               <w:rPr>
                 <w:sz w:val="19"/>
@@ -953,6 +1011,11 @@
               <w:rPr>
                 <w:sz w:val="19"/>
               </w:rPr>
+            </w:r>
+            <w:r>
+              <w:rPr>
+                <w:sz w:val="19"/>
+              </w:rPr>
               <w:t>Alzheimer's and cardiovascular risk</w:t>
             </w:r>
           </w:p>
@@ -966,6 +1029,11 @@
             <w:pPr>
               <w:spacing w:before="60" w:after="60"/>
             </w:pPr>
+            <w:r>
+              <w:rPr>
+                <w:sz w:val="19"/>
+              </w:rPr>
+            </w:r>
             <w:r>
               <w:rPr>
                 <w:sz w:val="19"/>
@@ -989,6 +1057,11 @@
               <w:rPr>
                 <w:sz w:val="19"/>
               </w:rPr>
+            </w:r>
+            <w:r>
+              <w:rPr>
+                <w:sz w:val="19"/>
+              </w:rPr>
               <w:t>TP53</w:t>
             </w:r>
           </w:p>
@@ -1002,6 +1075,11 @@
             <w:pPr>
               <w:spacing w:before="60" w:after="60"/>
             </w:pPr>
+            <w:r>
+              <w:rPr>
+                <w:sz w:val="19"/>
+              </w:rPr>
+            </w:r>
             <w:r>
               <w:rPr>
                 <w:sz w:val="19"/>
@@ -1023,6 +1101,11 @@
               <w:rPr>
                 <w:sz w:val="19"/>
               </w:rPr>
+            </w:r>
+            <w:r>
+              <w:rPr>
+                <w:sz w:val="19"/>
+              </w:rPr>
               <w:t>General cancer predisposition</w:t>
             </w:r>
           </w:p>
@@ -1036,6 +1119,11 @@
             <w:pPr>
               <w:spacing w:before="60" w:after="60"/>
             </w:pPr>
+            <w:r>
+              <w:rPr>
+                <w:sz w:val="19"/>
+              </w:rPr>
+            </w:r>
             <w:r>
               <w:rPr>
                 <w:sz w:val="19"/>
@@ -1177,6 +1265,11 @@
               <w:rPr>
                 <w:sz w:val="19"/>
               </w:rPr>
+            </w:r>
+            <w:r>
+              <w:rPr>
+                <w:sz w:val="19"/>
+              </w:rPr>
               <w:t>Patient data shared?</w:t>
             </w:r>
           </w:p>
@@ -1190,6 +1283,11 @@
             <w:pPr>
               <w:spacing w:before="60" w:after="60"/>
             </w:pPr>
+            <w:r>
+              <w:rPr>
+                <w:sz w:val="19"/>
+              </w:rPr>
+            </w:r>
             <w:r>
               <w:rPr>
                 <w:sz w:val="19"/>
@@ -1211,6 +1309,11 @@
               <w:rPr>
                 <w:sz w:val="19"/>
               </w:rPr>
+            </w:r>
+            <w:r>
+              <w:rPr>
+                <w:sz w:val="19"/>
+              </w:rPr>
               <w:t>No</w:t>
             </w:r>
           </w:p>
@@ -1224,6 +1327,11 @@
             <w:pPr>
               <w:spacing w:before="60" w:after="60"/>
             </w:pPr>
+            <w:r>
+              <w:rPr>
+                <w:sz w:val="19"/>
+              </w:rPr>
+            </w:r>
             <w:r>
               <w:rPr>
                 <w:sz w:val="19"/>
@@ -1247,6 +1355,11 @@
               <w:rPr>
                 <w:sz w:val="19"/>
               </w:rPr>
+            </w:r>
+            <w:r>
+              <w:rPr>
+                <w:sz w:val="19"/>
+              </w:rPr>
               <w:t>Clinical risk modeling?</w:t>
             </w:r>
           </w:p>
@@ -1260,6 +1373,11 @@
             <w:pPr>
               <w:spacing w:before="60" w:after="60"/>
             </w:pPr>
+            <w:r>
+              <w:rPr>
+                <w:sz w:val="19"/>
+              </w:rPr>
+            </w:r>
             <w:r>
               <w:rPr>
                 <w:sz w:val="19"/>
@@ -1281,6 +1399,11 @@
               <w:rPr>
                 <w:sz w:val="19"/>
               </w:rPr>
+            </w:r>
+            <w:r>
+              <w:rPr>
+                <w:sz w:val="19"/>
+              </w:rPr>
               <w:t>No (only model transport)</w:t>
             </w:r>
           </w:p>
@@ -1294,6 +1417,11 @@
             <w:pPr>
               <w:spacing w:before="60" w:after="60"/>
             </w:pPr>
+            <w:r>
+              <w:rPr>
+                <w:sz w:val="19"/>
+              </w:rPr>
+            </w:r>
             <w:r>
               <w:rPr>
                 <w:sz w:val="19"/>
@@ -1317,6 +1445,11 @@
               <w:rPr>
                 <w:sz w:val="19"/>
               </w:rPr>
+            </w:r>
+            <w:r>
+              <w:rPr>
+                <w:sz w:val="19"/>
+              </w:rPr>
               <w:t>Ancestry bias tracking?</w:t>
             </w:r>
           </w:p>
@@ -1330,6 +1463,11 @@
             <w:pPr>
               <w:spacing w:before="60" w:after="60"/>
             </w:pPr>
+            <w:r>
+              <w:rPr>
+                <w:sz w:val="19"/>
+              </w:rPr>
+            </w:r>
             <w:r>
               <w:rPr>
                 <w:sz w:val="19"/>
@@ -1351,6 +1489,11 @@
               <w:rPr>
                 <w:sz w:val="19"/>
               </w:rPr>
+            </w:r>
+            <w:r>
+              <w:rPr>
+                <w:sz w:val="19"/>
+              </w:rPr>
               <w:t>No</w:t>
             </w:r>
           </w:p>
@@ -1364,6 +1507,11 @@
             <w:pPr>
               <w:spacing w:before="60" w:after="60"/>
             </w:pPr>
+            <w:r>
+              <w:rPr>
+                <w:sz w:val="19"/>
+              </w:rPr>
+            </w:r>
             <w:r>
               <w:rPr>
                 <w:sz w:val="19"/>
@@ -1387,6 +1535,11 @@
               <w:rPr>
                 <w:sz w:val="19"/>
               </w:rPr>
+            </w:r>
+            <w:r>
+              <w:rPr>
+                <w:sz w:val="19"/>
+              </w:rPr>
               <w:t>Cohort discovery?</w:t>
             </w:r>
           </w:p>
@@ -1400,6 +1553,11 @@
             <w:pPr>
               <w:spacing w:before="60" w:after="60"/>
             </w:pPr>
+            <w:r>
+              <w:rPr>
+                <w:sz w:val="19"/>
+              </w:rPr>
+            </w:r>
             <w:r>
               <w:rPr>
                 <w:sz w:val="19"/>
@@ -1421,6 +1579,11 @@
               <w:rPr>
                 <w:sz w:val="19"/>
               </w:rPr>
+            </w:r>
+            <w:r>
+              <w:rPr>
+                <w:sz w:val="19"/>
+              </w:rPr>
               <w:t>No</w:t>
             </w:r>
           </w:p>
@@ -1434,6 +1597,11 @@
             <w:pPr>
               <w:spacing w:before="60" w:after="60"/>
             </w:pPr>
+            <w:r>
+              <w:rPr>
+                <w:sz w:val="19"/>
+              </w:rPr>
+            </w:r>
             <w:r>
               <w:rPr>
                 <w:sz w:val="19"/>
@@ -1457,6 +1625,11 @@
               <w:rPr>
                 <w:sz w:val="19"/>
               </w:rPr>
+            </w:r>
+            <w:r>
+              <w:rPr>
+                <w:sz w:val="19"/>
+              </w:rPr>
               <w:t>Hospital system compatibility?</w:t>
             </w:r>
           </w:p>
@@ -1470,6 +1643,11 @@
             <w:pPr>
               <w:spacing w:before="60" w:after="60"/>
             </w:pPr>
+            <w:r>
+              <w:rPr>
+                <w:sz w:val="19"/>
+              </w:rPr>
+            </w:r>
             <w:r>
               <w:rPr>
                 <w:sz w:val="19"/>
@@ -1491,6 +1669,11 @@
               <w:rPr>
                 <w:sz w:val="19"/>
               </w:rPr>
+            </w:r>
+            <w:r>
+              <w:rPr>
+                <w:sz w:val="19"/>
+              </w:rPr>
               <w:t>No</w:t>
             </w:r>
           </w:p>
@@ -1504,6 +1687,11 @@
             <w:pPr>
               <w:spacing w:before="60" w:after="60"/>
             </w:pPr>
+            <w:r>
+              <w:rPr>
+                <w:sz w:val="19"/>
+              </w:rPr>
+            </w:r>
             <w:r>
               <w:rPr>
                 <w:sz w:val="19"/>
@@ -1527,6 +1715,11 @@
               <w:rPr>
                 <w:sz w:val="19"/>
               </w:rPr>
+            </w:r>
+            <w:r>
+              <w:rPr>
+                <w:sz w:val="19"/>
+              </w:rPr>
               <w:t>Privacy guarantee?</w:t>
             </w:r>
           </w:p>
@@ -1540,6 +1733,11 @@
             <w:pPr>
               <w:spacing w:before="60" w:after="60"/>
             </w:pPr>
+            <w:r>
+              <w:rPr>
+                <w:sz w:val="19"/>
+              </w:rPr>
+            </w:r>
             <w:r>
               <w:rPr>
                 <w:sz w:val="19"/>
@@ -1561,6 +1759,11 @@
               <w:rPr>
                 <w:sz w:val="19"/>
               </w:rPr>
+            </w:r>
+            <w:r>
+              <w:rPr>
+                <w:sz w:val="19"/>
+              </w:rPr>
               <w:t>Optional</w:t>
             </w:r>
           </w:p>
@@ -1574,6 +1777,11 @@
             <w:pPr>
               <w:spacing w:before="60" w:after="60"/>
             </w:pPr>
+            <w:r>
+              <w:rPr>
+                <w:sz w:val="19"/>
+              </w:rPr>
+            </w:r>
             <w:r>
               <w:rPr>
                 <w:sz w:val="19"/>
@@ -1624,7 +1832,6 @@
         <w:pStyle w:val="ListBullet"/>
         <w:spacing w:before="20" w:after="40"/>
       </w:pPr>
-      <w:r/>
       <w:r>
         <w:rPr>
           <w:b/>
@@ -1640,14 +1847,12 @@
         </w:rPr>
         <w:t>68.2% accuracy</w:t>
       </w:r>
-      <w:r/>
     </w:p>
     <w:p>
       <w:pPr>
         <w:pStyle w:val="ListBullet"/>
         <w:spacing w:before="20" w:after="40"/>
       </w:pPr>
-      <w:r/>
       <w:r>
         <w:rPr>
           <w:b/>
@@ -1663,7 +1868,6 @@
         </w:rPr>
         <w:t>35.3% accuracy</w:t>
       </w:r>
-      <w:r/>
     </w:p>
     <w:p>
       <w:pPr>
